--- a/Хронология событий и фактов нарушений.docx
+++ b/Хронология событий и фактов нарушений.docx
@@ -3,247 +3,34 @@
 <w:document xmlns:wpc="http://schemas.microsoft.com/office/word/2010/wordprocessingCanvas" xmlns:mo="http://schemas.microsoft.com/office/mac/office/2008/main" xmlns:mc="http://schemas.openxmlformats.org/markup-compatibility/2006" xmlns:mv="urn:schemas-microsoft-com:mac:vml" xmlns:o="urn:schemas-microsoft-com:office:office" xmlns:r="http://schemas.openxmlformats.org/officeDocument/2006/relationships" xmlns:m="http://schemas.openxmlformats.org/officeDocument/2006/math" xmlns:v="urn:schemas-microsoft-com:vml" xmlns:wp14="http://schemas.microsoft.com/office/word/2010/wordprocessingDrawing" xmlns:wp="http://schemas.openxmlformats.org/drawingml/2006/wordprocessingDrawing" xmlns:w10="urn:schemas-microsoft-com:office:word" xmlns:w="http://schemas.openxmlformats.org/wordprocessingml/2006/main" xmlns:w14="http://schemas.microsoft.com/office/word/2010/wordml" xmlns:wpg="http://schemas.microsoft.com/office/word/2010/wordprocessingGroup" xmlns:wpi="http://schemas.microsoft.com/office/word/2010/wordprocessingInk" xmlns:wne="http://schemas.microsoft.com/office/word/2006/wordml" xmlns:wps="http://schemas.microsoft.com/office/word/2010/wordprocessingShape" mc:Ignorable="w14 wp14">
   <w:body>
     <w:p>
-      <w:pPr>
-        <w:pStyle w:val="Title"/>
-        <w:spacing w:after="280"/>
-        <w:jc w:val="center"/>
-      </w:pPr>
       <w:r>
         <w:rPr>
           <w:b/>
+          <w:sz w:val="28"/>
         </w:rPr>
         <w:t>ХРОНОЛОГИЯ СОБЫТИЙ И ФАКТОВ НАРУШЕНИЙ</w:t>
       </w:r>
     </w:p>
     <w:p>
-      <w:pPr>
-        <w:spacing w:after="60"/>
-      </w:pPr>
+      <w:r>
+        <w:t>Обучающаяся: [ФИО дочери]</w:t>
+      </w:r>
+    </w:p>
+    <w:p>
+      <w:r>
+        <w:t>Учебное заведение: МБОУ СШ № 56 г Иваново</w:t>
+      </w:r>
+    </w:p>
+    <w:p>
       <w:r>
         <w:rPr>
           <w:b/>
+          <w:sz w:val="24"/>
         </w:rPr>
-        <w:t>Обучающаяся:</w:t>
-      </w:r>
-      <w:r>
-        <w:t xml:space="preserve"> [ФИО дочери]</w:t>
+        <w:t>2025–2026 учебный год (7 класс, повторное обучение)</w:t>
       </w:r>
     </w:p>
     <w:p>
-      <w:pPr>
-        <w:spacing w:after="60"/>
-      </w:pPr>
-      <w:r>
-        <w:rPr>
-          <w:b/>
-        </w:rPr>
-        <w:t>Учебное заведение:</w:t>
-      </w:r>
-      <w:r>
-        <w:t xml:space="preserve"> МБОУ СШ № 56 г Иваново</w:t>
-      </w:r>
-    </w:p>
-    <w:p>
-      <w:pPr>
-        <w:pStyle w:val="Heading1"/>
-        <w:keepNext/>
-        <w:spacing w:before="200" w:after="120"/>
-      </w:pPr>
-      <w:r>
-        <w:rPr>
-          <w:b/>
-        </w:rPr>
-        <w:t>Этап 1. 2024–2025 учебный год</w:t>
-      </w:r>
-    </w:p>
-    <w:p>
-      <w:pPr>
-        <w:spacing w:before="40" w:after="60"/>
-        <w:ind w:left="317" w:hanging="317"/>
-      </w:pPr>
-      <w:r>
-        <w:t xml:space="preserve">• </w:t>
-      </w:r>
-      <w:r>
-        <w:rPr>
-          <w:b/>
-        </w:rPr>
-        <w:t>Формирование задолженности:</w:t>
-      </w:r>
-    </w:p>
-    <w:p>
-      <w:pPr>
-        <w:spacing w:after="60"/>
-        <w:ind w:left="720" w:hanging="288"/>
-      </w:pPr>
-      <w:r>
-        <w:t xml:space="preserve">– </w:t>
-      </w:r>
-      <w:r>
-        <w:t xml:space="preserve">Переводной экзамен по геометрии Полина написала на </w:t>
-      </w:r>
-      <w:r>
-        <w:rPr>
-          <w:b/>
-        </w:rPr>
-        <w:t>оценку «3» (удовлетворительно)</w:t>
-      </w:r>
-      <w:r>
-        <w:t>.</w:t>
-      </w:r>
-    </w:p>
-    <w:p>
-      <w:pPr>
-        <w:spacing w:after="140"/>
-      </w:pPr>
-      <w:r>
-        <w:t>По итогам учебного года школа установила неудовлетворительная оценка (академическая задолженность) по геометрии.</w:t>
-      </w:r>
-    </w:p>
-    <w:p>
-      <w:pPr>
-        <w:spacing w:before="40" w:after="60"/>
-        <w:ind w:left="317" w:hanging="317"/>
-      </w:pPr>
-      <w:r>
-        <w:t xml:space="preserve">• </w:t>
-      </w:r>
-      <w:r>
-        <w:rPr>
-          <w:b/>
-        </w:rPr>
-        <w:t>Нарушение порядка ликвидации задолженности со стороны школы:</w:t>
-      </w:r>
-    </w:p>
-    <w:p>
-      <w:pPr>
-        <w:spacing w:after="60"/>
-        <w:ind w:left="720" w:hanging="288"/>
-      </w:pPr>
-      <w:r>
-        <w:t xml:space="preserve">– </w:t>
-      </w:r>
-      <w:r>
-        <w:t>Ребенок был оставлен условно переведенным.</w:t>
-      </w:r>
-    </w:p>
-    <w:p>
-      <w:pPr>
-        <w:spacing w:after="60"/>
-        <w:ind w:left="720" w:hanging="288"/>
-      </w:pPr>
-      <w:r>
-        <w:t xml:space="preserve">– </w:t>
-      </w:r>
-      <w:r>
-        <w:t>План самостоятельной подготовки на летний период предоставлен не был (учебник геометрии оставался на руках).</w:t>
-      </w:r>
-    </w:p>
-    <w:p>
-      <w:pPr>
-        <w:spacing w:after="60"/>
-        <w:ind w:left="720" w:hanging="288"/>
-      </w:pPr>
-      <w:r>
-        <w:t xml:space="preserve">– </w:t>
-      </w:r>
-      <w:r>
-        <w:t xml:space="preserve">Школа обещала организовать график консультаций и доп. занятий в сентябре, однако </w:t>
-      </w:r>
-      <w:r>
-        <w:rPr>
-          <w:b/>
-        </w:rPr>
-        <w:t>занятия и консультации проведены не были</w:t>
-      </w:r>
-      <w:r>
-        <w:t>.</w:t>
-      </w:r>
-    </w:p>
-    <w:p>
-      <w:pPr>
-        <w:spacing w:before="40" w:after="60"/>
-        <w:ind w:left="317" w:hanging="317"/>
-      </w:pPr>
-      <w:r>
-        <w:t xml:space="preserve">• </w:t>
-      </w:r>
-      <w:r>
-        <w:rPr>
-          <w:b/>
-        </w:rPr>
-        <w:t>Проведение аттестации осенью:</w:t>
-      </w:r>
-    </w:p>
-    <w:p>
-      <w:pPr>
-        <w:spacing w:after="60"/>
-        <w:ind w:left="720" w:hanging="288"/>
-      </w:pPr>
-      <w:r>
-        <w:t xml:space="preserve">– </w:t>
-      </w:r>
-      <w:r>
-        <w:t>Школа уведомила о проведении экзамена накануне («завтра экзамен»).</w:t>
-      </w:r>
-    </w:p>
-    <w:p>
-      <w:pPr>
-        <w:spacing w:after="60"/>
-        <w:ind w:left="720" w:hanging="288"/>
-      </w:pPr>
-      <w:r>
-        <w:t xml:space="preserve">– </w:t>
-      </w:r>
-      <w:r>
-        <w:rPr>
-          <w:b/>
-        </w:rPr>
-        <w:t>Нарушение:</w:t>
-      </w:r>
-      <w:r>
-        <w:t xml:space="preserve"> Администрация школы необоснованно игнорировала положительный результат («3») и оставила ребенка сдавать тот же экзамен повторно.</w:t>
-      </w:r>
-    </w:p>
-    <w:p>
-      <w:pPr>
-        <w:spacing w:after="60"/>
-        <w:ind w:left="720" w:hanging="288"/>
-      </w:pPr>
-      <w:r>
-        <w:t xml:space="preserve">– </w:t>
-      </w:r>
-      <w:r>
-        <w:rPr>
-          <w:b/>
-        </w:rPr>
-        <w:t>Скрытие результатов:</w:t>
-      </w:r>
-      <w:r>
-        <w:t xml:space="preserve"> Оценки за повторные попытки и сами проверенные работы законному представителю (матери) продемонстрированы не были.</w:t>
-      </w:r>
-    </w:p>
-    <w:p>
-      <w:pPr>
-        <w:pStyle w:val="Heading1"/>
-        <w:keepNext/>
-        <w:spacing w:before="200" w:after="120"/>
-      </w:pPr>
-      <w:r>
-        <w:rPr>
-          <w:b/>
-        </w:rPr>
-        <w:t>Этап 2. Конец 1-го триместра — 2025/2026 учебный год (Повторное обучение в 7 классе)</w:t>
-      </w:r>
-    </w:p>
-    <w:p>
-      <w:pPr>
-        <w:spacing w:before="40" w:after="60"/>
-        <w:ind w:left="317" w:hanging="317"/>
-      </w:pPr>
-      <w:r>
-        <w:t xml:space="preserve">• </w:t>
-      </w:r>
       <w:r>
         <w:rPr>
           <w:b/>
@@ -252,30 +39,21 @@
       </w:r>
     </w:p>
     <w:p>
-      <w:pPr>
-        <w:spacing w:after="140"/>
-      </w:pPr>
       <w:r>
-        <w:t xml:space="preserve">По решению родителя (с целью адаптации и подтягивания предметов) оформлено повторное обучение в 7 классе. Полина фактически приступила к учебе в новом классе </w:t>
-      </w:r>
-      <w:r>
-        <w:rPr>
-          <w:b/>
-        </w:rPr>
-        <w:t>только в конце 1-го триместра</w:t>
-      </w:r>
-      <w:r>
-        <w:t>.</w:t>
+        <w:t>По моему решению, принятому после консультаций с администрацией школы (завучами) и учителями, — чтобы не торопить переход в следующий класс и дать ребёнку возможность подтянуть знания, — оформлено повторное обучение в 7 классе. В школу Полина была зачислена ранее, в 2024/2025 учебном году.</w:t>
       </w:r>
     </w:p>
     <w:p>
-      <w:pPr>
-        <w:spacing w:before="40" w:after="60"/>
-        <w:ind w:left="317" w:hanging="317"/>
-      </w:pPr>
       <w:r>
-        <w:t xml:space="preserve">• </w:t>
+        <w:t>Фактически моя дочь приступила к занятиям в новом классе в конце 1-го триместра: первый день посещения — 24.10.2025, сразу за ним осенние каникулы 27.10–04.11.2025. Точная дата приказа о зачислении в класс уточняется (запрошена мной заявлением от 12.10.2026).</w:t>
       </w:r>
+    </w:p>
+    <w:p>
+      <w:r>
+        <w:t>I триместр 2025/26 = 58 учебных дней (по КУГ школы); из них 39 учебных дней (67,2 %) моя дочь не была зачислена в данный класс; отметок о пропуске занятий («Н») в журнале за триместр нет — пропусков как таковых не было.</w:t>
+      </w:r>
+    </w:p>
+    <w:p>
       <w:r>
         <w:rPr>
           <w:b/>
@@ -284,399 +62,304 @@
       </w:r>
     </w:p>
     <w:p>
-      <w:pPr>
-        <w:spacing w:after="60"/>
-        <w:ind w:left="720" w:hanging="288"/>
-      </w:pPr>
-      <w:r>
-        <w:t xml:space="preserve">– </w:t>
-      </w:r>
       <w:r>
         <w:t>Администрация школы выставила требование: «самостоятельно выучить весь материал 1-го триместра за один месяц».</w:t>
       </w:r>
     </w:p>
     <w:p>
-      <w:pPr>
-        <w:spacing w:after="60"/>
-        <w:ind w:left="720" w:hanging="288"/>
-      </w:pPr>
       <w:r>
-        <w:t xml:space="preserve">– </w:t>
-      </w:r>
-      <w:r>
-        <w:t>Индивидуальный учебный план (ИУП) не утверждался, график консультаций не составлялся, учебный процесс организован не был.</w:t>
+        <w:t>Индивидуальный учебный план не утверждался, график консультаций не составлялся, учебный процесс не был организован; условия для ликвидации задолженности не созданы (ч. 4 ст. 58 № 273-ФЗ, п. 6.3 Положения школы).</w:t>
       </w:r>
     </w:p>
     <w:p>
-      <w:pPr>
-        <w:spacing w:before="40" w:after="60"/>
-        <w:ind w:left="317" w:hanging="317"/>
-      </w:pPr>
       <w:r>
-        <w:t xml:space="preserve">• </w:t>
+        <w:t>Школа формально применила п. 2.19 Положения (пропуск более 65 % учебного времени отчётного периода): срок аттестации за I триместр перенесён на один месяц.</w:t>
       </w:r>
+    </w:p>
+    <w:p>
       <w:r>
         <w:rPr>
           <w:b/>
         </w:rPr>
-        <w:t>Незаконные двойки и «неаттестации» за 1-й триместр:</w:t>
+        <w:t>I триместр: оценивание:</w:t>
       </w:r>
     </w:p>
     <w:p>
-      <w:pPr>
-        <w:spacing w:after="60"/>
-        <w:ind w:left="720" w:hanging="288"/>
-      </w:pPr>
       <w:r>
-        <w:t xml:space="preserve">– </w:t>
-      </w:r>
-      <w:r>
-        <w:t>В итоге ребенок выщел в другой класс сразу на контрольгые работы за которые ей естественно выставлялись неудовлетворительные оценки или статус не аттестована</w:t>
+        <w:t>10.11.2025 — после четырёх учебных дней посещения (24.10 и 05–07.11) — контрольная работа по истории, отметка «2»; это первые отметки в Дневник.ру в новом классе. Время на восполнение программы и занятия с педагогом предоставлены не были (п. 2.10, 2.18 Положения школы).</w:t>
       </w:r>
     </w:p>
     <w:p>
-      <w:pPr>
-        <w:spacing w:after="60"/>
-        <w:ind w:left="720" w:hanging="288"/>
-      </w:pPr>
       <w:r>
-        <w:t xml:space="preserve">– </w:t>
+        <w:t>Эту контрольную моя дочь впоследствии переписывала; точная дата пересдачи не установлена (дочь и я не помним). Оригиналы контрольных (10.11.2025 и пересдача) мне для ознакомления не предоставлялись.</w:t>
       </w:r>
+    </w:p>
+    <w:p>
+      <w:r>
+        <w:t>Ноябрь–декабрь 2025: по истории «2» за контрольную от 10.11, далее проверочные работы (в т.ч. 4 декабря), ответов на уроках в 1 триместре практически нет; триместровая «2».</w:t>
+      </w:r>
+    </w:p>
+    <w:p>
+      <w:r>
+        <w:t>Положение школы, п. 2.22: «н/а» приравнивается к неудовлетворительной отметке за отчётный период. Применён к 1 триместру, в котором у ребёнка нет ни одной оценки (не была зачислена в класс), без организации отчёта по пропущенному материалу — с нарушением собственного Положения (п. 2.10, 2.18) и ст. 58 ч. 2 № 273-ФЗ; норма, ухудшающая положение обучающегося, в силу ст. 30 ч. 4 не применяется.</w:t>
+      </w:r>
+    </w:p>
+    <w:p>
       <w:r>
         <w:rPr>
           <w:b/>
         </w:rPr>
-        <w:t>Искажение итоговых оценок за год:</w:t>
-      </w:r>
-      <w:r>
-        <w:t xml:space="preserve"> Оценки за 1-й триместр, выставленные без обучения, были неправомерно учтены при формировании годовых оценок. Из-за первой «двойки» за 1-й триместр годовые оценки по истории, логике и геометрии съехали на «2» (при реальной успеваемости на «3»).</w:t>
+        <w:t>III триместр 2025/2026:</w:t>
       </w:r>
     </w:p>
     <w:p>
-      <w:pPr>
-        <w:pStyle w:val="Heading1"/>
-        <w:keepNext/>
-        <w:spacing w:before="200" w:after="120"/>
-      </w:pPr>
+      <w:r>
+        <w:t>Пропуски по болезни (справки я сдавала в школу) отмечены в журнале как «без уважительных причин»; сразу после выхода с больничного — контрольная работа без времени на восполнение пропущенного (п. 2.11, 2.18 Положения школы).</w:t>
+      </w:r>
+    </w:p>
+    <w:p>
+      <w:r>
+        <w:t>Вероятность и статистика: за 3 триместр два зачёта и две двойки, триместровая — «2», что не соответствует п. 2.17 Положения (среднее арифметическое с математическим округлением): при учёте зачётов среднее не даёт «2».</w:t>
+      </w:r>
+    </w:p>
+    <w:p>
       <w:r>
         <w:rPr>
           <w:b/>
         </w:rPr>
-        <w:t>Этап 3. Осень 2026 года (Повторная задолженность за 7 класс)</w:t>
+        <w:t>Итоги года:</w:t>
       </w:r>
     </w:p>
     <w:p>
-      <w:pPr>
-        <w:spacing w:before="40" w:after="60"/>
-        <w:ind w:left="317" w:hanging="317"/>
-      </w:pPr>
       <w:r>
-        <w:t xml:space="preserve">• </w:t>
+        <w:t>Годовые «2» по истории, геометрии, вероятности и статистике. Оценки за 1 триместр, выставленные без обучения, неправомерно учтены при формировании годовых: из-за первой «2» годовые съехали на «2» при реальной успеваемости на «3».</w:t>
       </w:r>
+    </w:p>
+    <w:p>
+      <w:r>
+        <w:t>Со слов администрации: на исправление двоек дан месяц; дополнительные занятия для восполнения пробелов не проводились (устный разговор, не зафиксирован).</w:t>
+      </w:r>
+    </w:p>
+    <w:p>
+      <w:r>
+        <w:t>Скриншоты переписки с классным руководителем и дневника (Скриншоты/, сделаны 10.10.2026) приобщены мной к делу: отказы учителя отвечать в переписке, переносы по болезни, назначение пересдач, табель 2025/2026 с двойками по истории за все триместры.</w:t>
+      </w:r>
+    </w:p>
+    <w:p>
+      <w:r>
+        <w:rPr>
+          <w:b/>
+          <w:sz w:val="24"/>
+        </w:rPr>
+        <w:t>2026–2027 учебный год (8 класс) и осенние пересдачи 2026 года</w:t>
+      </w:r>
+    </w:p>
+    <w:p>
       <w:r>
         <w:rPr>
           <w:b/>
         </w:rPr>
-        <w:t>Ситуация с учебными пособиями:</w:t>
+        <w:t>Пересдача по геометрии (сентябрь 2026):</w:t>
       </w:r>
     </w:p>
     <w:p>
-      <w:pPr>
-        <w:spacing w:after="140"/>
-      </w:pPr>
       <w:r>
-        <w:t>Учебники за прошлый учебный год (в частности, по истории) были изъяты у ребенка весной 2026 года. На период летней подготовки и осенней аттестации учебные материалы по истории и основам логики школе предоставлены не были.</w:t>
+        <w:t>Консультация организована формально — за 4 часа до экзамена (утром консультация, вечером экзамен). Результат: «3» (удовлетворительно).</w:t>
       </w:r>
     </w:p>
     <w:p>
-      <w:pPr>
-        <w:spacing w:before="40" w:after="60"/>
-        <w:ind w:left="317" w:hanging="317"/>
-      </w:pPr>
-      <w:r>
-        <w:t xml:space="preserve">• </w:t>
-      </w:r>
       <w:r>
         <w:rPr>
           <w:b/>
         </w:rPr>
-        <w:t>Пересдача по Геометрии (сентябрь 2026):</w:t>
+        <w:t>Основы логики:</w:t>
       </w:r>
     </w:p>
     <w:p>
-      <w:pPr>
-        <w:spacing w:after="60"/>
-        <w:ind w:left="720" w:hanging="288"/>
-      </w:pPr>
       <w:r>
-        <w:t xml:space="preserve">– </w:t>
+        <w:t>Разрешили принести работу и зачли её как исправление отметки; экзамен не проводили.</w:t>
       </w:r>
-      <w:r>
-        <w:t xml:space="preserve">Консультация организована формально — </w:t>
-      </w:r>
+    </w:p>
+    <w:p>
       <w:r>
         <w:rPr>
           <w:b/>
         </w:rPr>
-        <w:t>за 4 часа до экзамена</w:t>
-      </w:r>
-      <w:r>
-        <w:t xml:space="preserve"> (утром консультация, вечером экзамен).</w:t>
+        <w:t>Пересдача по истории (сентябрь 2026):</w:t>
       </w:r>
     </w:p>
     <w:p>
-      <w:pPr>
-        <w:spacing w:after="60"/>
-        <w:ind w:left="720" w:hanging="288"/>
-      </w:pPr>
       <w:r>
-        <w:t xml:space="preserve">– </w:t>
+        <w:t>Единственная 2-часовая консультация проведена в группе неуспевающих учеников за 2 дня до экзамена (пятница — консультация, понедельник — экзамен); учебники дали на консультации.</w:t>
       </w:r>
+    </w:p>
+    <w:p>
+      <w:r>
+        <w:t>Экзамен проводился фактически без предоставления учебников, плана подготовки и времени на подготовку.</w:t>
+      </w:r>
+    </w:p>
+    <w:p>
+      <w:r>
+        <w:t>Результат: 11 баллов из 23 (47,8 %) — дочь выполнила почти половину работы «с листа». Школа поставила «2», проигнорировав пограничный результат, отсутствие подготовки и правило округления баллов в пользу ученика.</w:t>
+      </w:r>
+    </w:p>
+    <w:p>
+      <w:r>
+        <w:t>07.10.2026 — я письменно запросила спецификацию и критерии оценивания к работе от 21.09.2026. Ответ школы: спецификации нет, «уточню».</w:t>
+      </w:r>
+    </w:p>
+    <w:p>
+      <w:r>
+        <w:t>09.10.2026 — школа выдала мне файл «7 класс Спецификация.doc», датированный 09.10.2026, на 18 дней позже аттестации. Замер внутренних метаданных от 10.10.2026 (Word → Сведения → Дополнительные свойства → Статистика): создан 09.10.2026 13:57, номер редакции 2, время редактирования 0 секунд, автор «user». Файл создан заново в день выдачи, к аттестации 21.09.2026 не существовал.</w:t>
+      </w:r>
+    </w:p>
+    <w:p>
+      <w:r>
+        <w:t>10.10.2026 — при повторном изучении фотографий работы я выявила две ошибки проверки: задание № 9 (эталонный ответ — 1, ответ дочери верный) отмечен как неверный; на листе по Новому времени записано 3 балла вместо 4. Ошибки снижают результат на 2 балла: 11/23 вместо верных 13/23.</w:t>
+      </w:r>
+    </w:p>
+    <w:p>
+      <w:r>
+        <w:t>10.10.2026 — я направила учителю сообщение (MAX) с просьбой прислать спецификацию и шкалу оценивания к аттестации 21.09.2026; на момент отправки не прочитано. Готовлю письменное заявление через администрацию.</w:t>
+      </w:r>
+    </w:p>
+    <w:p>
+      <w:r>
+        <w:t>Дата уточняется: на мой вопрос, проводилась ли годовая контрольная по истории в апреле, учитель ответила: «не намерена отвечать на такие вопросы в переписке». Отказ зафиксирован.</w:t>
+      </w:r>
+    </w:p>
+    <w:p>
+      <w:r>
+        <w:t>10.10.2026 — я сверила сравнительную таблицу с оригиналами листов и отредактировала сверочную ведомость: убраны задания, отсутствовавшие на листах (Россия: 16–18, 20, 22, 24), уточнены прочтения ответов. Ведомость в этой редакции — рабочая версия для всех дальнейших документов.</w:t>
+      </w:r>
+    </w:p>
+    <w:p>
       <w:r>
         <w:rPr>
           <w:b/>
         </w:rPr>
-        <w:t>Результат:</w:t>
+        <w:t>Октябрь 2026:</w:t>
       </w:r>
+    </w:p>
+    <w:p>
       <w:r>
-        <w:t xml:space="preserve"> Полина сдала экзамен по геометрии на </w:t>
+        <w:t>Пропуски занятий по болезни и посещению врачей, о которых я уведомляла классного руководителя в MAX, отмечены в электронном журнале как «без уважительных причин» на каждом уроке. Требование об исправлении включено в моё заявление от 12.10.2026 (п. 8).</w:t>
       </w:r>
+    </w:p>
+    <w:p>
+      <w:r>
+        <w:rPr>
+          <w:b/>
+          <w:sz w:val="24"/>
+        </w:rPr>
+        <w:t>Систематические психолого-педагогические нарушения (на протяжении всего периода)</w:t>
+      </w:r>
+    </w:p>
+    <w:p>
       <w:r>
         <w:rPr>
           <w:b/>
         </w:rPr>
-        <w:t>«3» (удовлетворительно)</w:t>
-      </w:r>
-      <w:r>
-        <w:t>.</w:t>
+        <w:t>У моей дочери имеется официально подтвержденный диагноз — повышенная тревожность.</w:t>
       </w:r>
     </w:p>
     <w:p>
-      <w:pPr>
-        <w:spacing w:before="40" w:after="60"/>
-        <w:ind w:left="317" w:hanging="317"/>
-      </w:pPr>
       <w:r>
-        <w:t xml:space="preserve">• </w:t>
+        <w:t>Психологическое давление и травля: систематические вызовы «на ковер» в кабинет директора, где в присутствии коллектива учителей устраиваются «допросы», дочь заставляют оправдываться и доводят до слёз и нервных срывов.</w:t>
       </w:r>
+    </w:p>
+    <w:p>
+      <w:r>
+        <w:t>Публичные оскорбления и обвинения в мой адрес («плохая мать», «уезжайте в свой город», «вы обязаны сами учить ребенка»).</w:t>
+      </w:r>
+    </w:p>
+    <w:p>
+      <w:r>
+        <w:t>В нарушение ст. 42 ФЗ № 273-ФЗ школа за весь период не оказала моей дочери с медицинским диагнозом никакой профильной психологической помощи.</w:t>
+      </w:r>
+    </w:p>
+    <w:p>
+      <w:r>
+        <w:t>Скрытие письменных работ: за все время мне ни разу не показали оригиналы проверенных контрольных и экзаменационных работ (показывали только отметки в журнале).</w:t>
+      </w:r>
+    </w:p>
+    <w:p>
+      <w:r>
+        <w:rPr>
+          <w:b/>
+          <w:sz w:val="24"/>
+        </w:rPr>
+        <w:t>2024–2025 учебный год (предыдущий год, справка)</w:t>
+      </w:r>
+    </w:p>
+    <w:p>
       <w:r>
         <w:rPr>
           <w:b/>
         </w:rPr>
-        <w:t>Основы логики</w:t>
-      </w:r>
-      <w:r>
-        <w:t xml:space="preserve"> – разрешили принести работу и зачли ее как исправление отметки. Экзамен не проводили</w:t>
+        <w:t>Зачисление:</w:t>
       </w:r>
     </w:p>
     <w:p>
-      <w:pPr>
-        <w:spacing w:before="40" w:after="60"/>
-        <w:ind w:left="317" w:hanging="317"/>
-      </w:pPr>
       <w:r>
-        <w:t xml:space="preserve">• </w:t>
+        <w:t>Полина зачислена в МБОУ «СШ № 56» в конце третьего триместра; до этого в школе не была зачислена и не аттестовалась.</w:t>
       </w:r>
+    </w:p>
+    <w:p>
       <w:r>
         <w:rPr>
           <w:b/>
         </w:rPr>
-        <w:t>Пересдача по Истории (сентябрь 2026):</w:t>
+        <w:t>Переводной экзамен по геометрии:</w:t>
       </w:r>
     </w:p>
     <w:p>
-      <w:pPr>
-        <w:spacing w:after="60"/>
-        <w:ind w:left="720" w:hanging="288"/>
-      </w:pPr>
       <w:r>
-        <w:t xml:space="preserve">– </w:t>
-      </w:r>
-      <w:r>
-        <w:t>Единственная 2-часовая консультация проведена в группе не успевающих учеников за 2  дня до экзамена (пятница – консультация, - понедельник экзамен. Учебники дали на консультации</w:t>
+        <w:t>Экзамен написан на «3» (удовлетворительно). По итогам года школа установила неудовлетворительную оценку (академическую задолженность) по геометрии.</w:t>
       </w:r>
     </w:p>
     <w:p>
-      <w:pPr>
-        <w:spacing w:after="60"/>
-        <w:ind w:left="720" w:hanging="288"/>
-      </w:pPr>
-      <w:r>
-        <w:t xml:space="preserve">– </w:t>
-      </w:r>
-      <w:r>
-        <w:t>Экзамен проводился фактически без предоставления учебников и плана подготовки и времени на подготовку.</w:t>
-      </w:r>
-    </w:p>
-    <w:p>
-      <w:pPr>
-        <w:spacing w:after="60"/>
-        <w:ind w:left="720" w:hanging="288"/>
-      </w:pPr>
-      <w:r>
-        <w:t xml:space="preserve">– </w:t>
-      </w:r>
       <w:r>
         <w:rPr>
           <w:b/>
         </w:rPr>
-        <w:t>Результат:</w:t>
+        <w:t>Нарушение порядка ликвидации задолженности:</w:t>
       </w:r>
+    </w:p>
+    <w:p>
       <w:r>
-        <w:t xml:space="preserve"> Полина набрала </w:t>
+        <w:t>Ребенок оставлен условно переведенным; план самостоятельной подготовки на лето мне не предоставили (учебник геометрии оставался на руках); школа обещала график консультаций и доп. занятий в сентябре — занятия и консультации не проведены.</w:t>
       </w:r>
+    </w:p>
+    <w:p>
       <w:r>
         <w:rPr>
           <w:b/>
         </w:rPr>
-        <w:t>11 баллов из 23 (47,8%)</w:t>
-      </w:r>
-      <w:r>
-        <w:t xml:space="preserve"> — выполнила почти половину всей работы «с листа».</w:t>
+        <w:t>Осенняя аттестация:</w:t>
       </w:r>
     </w:p>
     <w:p>
-      <w:pPr>
-        <w:spacing w:after="60"/>
-        <w:ind w:left="720" w:hanging="288"/>
-      </w:pPr>
       <w:r>
-        <w:t xml:space="preserve">– </w:t>
+        <w:t>Школа уведомила меня об экзамене накануне («завтра экзамен»); положительный результат («3») проигнорирован, ребенка оставили сдавать тот же экзамен повторно; оценки за повторные попытки и проверенные работы мне не показали.</w:t>
       </w:r>
+    </w:p>
+    <w:p>
       <w:r>
         <w:rPr>
           <w:b/>
         </w:rPr>
-        <w:t>Нарушение:</w:t>
-      </w:r>
-      <w:r>
-        <w:t xml:space="preserve"> Школа поставила оценку «2», проигнорировав пограничный результат, отсутствие подготовки и правило округления баллов в пользу ученика.</w:t>
+        <w:t>Итог:</w:t>
       </w:r>
     </w:p>
     <w:p>
-      <w:pPr>
-        <w:pStyle w:val="Heading1"/>
-        <w:keepNext/>
-        <w:spacing w:before="200" w:after="120"/>
-      </w:pPr>
       <w:r>
-        <w:rPr>
-          <w:b/>
-        </w:rPr>
-        <w:t>Этап 4. Систематические психолого-педагогические нарушения</w:t>
-      </w:r>
-    </w:p>
-    <w:p>
-      <w:pPr>
-        <w:spacing w:after="140"/>
-      </w:pPr>
-      <w:r>
-        <w:rPr>
-          <w:b/>
-        </w:rPr>
-        <w:t>Хочу отметить что</w:t>
-      </w:r>
-      <w:r>
-        <w:t xml:space="preserve"> У ребенка имеется официально подтвержденный диагноз — </w:t>
-      </w:r>
-      <w:r>
-        <w:rPr>
-          <w:b/>
-        </w:rPr>
-        <w:t>повышенная тревожность</w:t>
-      </w:r>
-      <w:r>
-        <w:t>.</w:t>
-      </w:r>
-    </w:p>
-    <w:p>
-      <w:pPr>
-        <w:spacing w:before="40" w:after="60"/>
-        <w:ind w:left="317" w:hanging="317"/>
-      </w:pPr>
-      <w:r>
-        <w:t xml:space="preserve">• </w:t>
-      </w:r>
-      <w:r>
-        <w:rPr>
-          <w:b/>
-        </w:rPr>
-        <w:t>Психологическое давление и травля:</w:t>
-      </w:r>
-    </w:p>
-    <w:p>
-      <w:pPr>
-        <w:spacing w:after="60"/>
-        <w:ind w:left="720" w:hanging="288"/>
-      </w:pPr>
-      <w:r>
-        <w:t xml:space="preserve">– </w:t>
-      </w:r>
-      <w:r>
-        <w:t>Систематические вызовы «на ковер» в кабинет директора, где в присутствии коллектива учителей устраиваются «допросы», ребенка заставляют оправдываться и доводят до слёз и нервных срывов.</w:t>
-      </w:r>
-    </w:p>
-    <w:p>
-      <w:pPr>
-        <w:spacing w:after="60"/>
-        <w:ind w:left="720" w:hanging="288"/>
-      </w:pPr>
-      <w:r>
-        <w:t xml:space="preserve">– </w:t>
-      </w:r>
-      <w:r>
-        <w:t>Публичные оскорбления и обвинения в адрес матери («плохая мать», «уезжайте в свой город», «вы обязаны сами учить ребенка»).</w:t>
-      </w:r>
-    </w:p>
-    <w:p>
-      <w:pPr>
-        <w:spacing w:before="40" w:after="60"/>
-        <w:ind w:left="317" w:hanging="317"/>
-      </w:pPr>
-      <w:r>
-        <w:t xml:space="preserve">• </w:t>
-      </w:r>
-      <w:r>
-        <w:rPr>
-          <w:b/>
-        </w:rPr>
-        <w:t>Отсутствие психологической помощи:</w:t>
-      </w:r>
-    </w:p>
-    <w:p>
-      <w:pPr>
-        <w:spacing w:after="140"/>
-      </w:pPr>
-      <w:r>
-        <w:t>В нарушение ст. 42 ФЗ № 273-ФЗ школа за весь период не оказала ребенку с медицинским диагнозом никакой профильной психологической помощи.</w:t>
-      </w:r>
-    </w:p>
-    <w:p>
-      <w:pPr>
-        <w:spacing w:before="40" w:after="60"/>
-        <w:ind w:left="317" w:hanging="317"/>
-      </w:pPr>
-      <w:r>
-        <w:t xml:space="preserve">• </w:t>
-      </w:r>
-      <w:r>
-        <w:rPr>
-          <w:b/>
-        </w:rPr>
-        <w:t>Скрытие письменных работ:</w:t>
-      </w:r>
-    </w:p>
-    <w:p>
-      <w:pPr>
-        <w:spacing w:after="140"/>
-      </w:pPr>
-      <w:r>
-        <w:t>За все время родителям ни разу не показали оригиналы проверенных контрольных и экзаменационных работ (показывали только отметки в журнале).</w:t>
+        <w:t>Условный перевод; по истории за первый год обучения программа освоена, имеются оценки (подлежат учёту при повторном обучении).</w:t>
       </w:r>
     </w:p>
     <w:sectPr>
       <w:pgSz w:w="12240" w:h="15840"/>
-      <w:pgMar w:top="1080" w:right="1224" w:bottom="1080" w:left="1224" w:header="720" w:footer="720" w:gutter="0"/>
+      <w:pgMar w:top="1440" w:right="1800" w:bottom="1440" w:left="1800" w:header="720" w:footer="720" w:gutter="0"/>
       <w:cols w:space="720"/>
       <w:docGrid w:linePitch="360"/>
     </w:sectPr>
@@ -1047,13 +730,6 @@
     <w:name w:val="Normal"/>
     <w:qFormat/>
     <w:rsid w:val="00FC693F"/>
-    <w:pPr>
-      <w:spacing w:line="259" w:lineRule="auto" w:after="100"/>
-    </w:pPr>
-    <w:rPr>
-      <w:rFonts w:ascii="Times New Roman" w:hAnsi="Times New Roman" w:eastAsia="Times New Roman"/>
-      <w:sz w:val="24"/>
-    </w:rPr>
   </w:style>
   <w:style w:type="paragraph" w:styleId="Header">
     <w:name w:val="header"/>
@@ -1114,11 +790,11 @@
       <w:outlineLvl w:val="0"/>
     </w:pPr>
     <w:rPr>
-      <w:rFonts w:asciiTheme="majorHAnsi" w:eastAsiaTheme="majorEastAsia" w:hAnsiTheme="majorHAnsi" w:cstheme="majorBidi" w:ascii="Times New Roman" w:hAnsi="Times New Roman" w:eastAsia="Times New Roman"/>
+      <w:rFonts w:asciiTheme="majorHAnsi" w:eastAsiaTheme="majorEastAsia" w:hAnsiTheme="majorHAnsi" w:cstheme="majorBidi"/>
       <w:b/>
       <w:bCs/>
-      <w:color w:val="000000"/>
-      <w:sz w:val="26"/>
+      <w:color w:val="365F91" w:themeColor="accent1" w:themeShade="BF"/>
+      <w:sz w:val="28"/>
       <w:szCs w:val="28"/>
     </w:rPr>
   </w:style>
@@ -1403,12 +1079,11 @@
       <w:contextualSpacing/>
     </w:pPr>
     <w:rPr>
-      <w:rFonts w:asciiTheme="majorHAnsi" w:eastAsiaTheme="majorEastAsia" w:hAnsiTheme="majorHAnsi" w:cstheme="majorBidi" w:ascii="Times New Roman" w:hAnsi="Times New Roman" w:eastAsia="Times New Roman"/>
-      <w:b/>
-      <w:color w:val="000000"/>
+      <w:rFonts w:asciiTheme="majorHAnsi" w:eastAsiaTheme="majorEastAsia" w:hAnsiTheme="majorHAnsi" w:cstheme="majorBidi"/>
+      <w:color w:val="17365D" w:themeColor="text2" w:themeShade="BF"/>
       <w:spacing w:val="5"/>
       <w:kern w:val="28"/>
-      <w:sz w:val="32"/>
+      <w:sz w:val="52"/>
       <w:szCs w:val="52"/>
     </w:rPr>
   </w:style>
